--- a/docs/evidence/T30-selected.docx
+++ b/docs/evidence/T30-selected.docx
@@ -33,7 +33,7 @@
         <w:spacing w:after="130"/>
       </w:pPr>
       <w:r>
-        <w:t xml:space="preserve">项目 悬臂杆工程计算书基线；项目 ID project_37bcd533-9c18-4785-a88c-900510b8afe3</w:t>
+        <w:t xml:space="preserve">项目 悬臂杆工程计算书基线；项目 ID project_24fa4c2d-4546-425f-b57f-ea067d4e1bdc</w:t>
       </w:r>
     </w:p>
     <w:p>
@@ -41,7 +41,7 @@
         <w:spacing w:after="130"/>
       </w:pPr>
       <w:r>
-        <w:t xml:space="preserve">分析 ID analysis_256feece-8eb3-4fe8-8d14-86052453ccb9；输入修订 R11；状态 已完成</w:t>
+        <w:t xml:space="preserve">分析 ID analysis_b523d99c-a75b-41b1-9372-20a26c997145；输入修订 R11；状态 已完成</w:t>
       </w:r>
     </w:p>
     <w:p>
@@ -49,7 +49,7 @@
         <w:spacing w:after="130"/>
       </w:pPr>
       <w:r>
-        <w:t xml:space="preserve">分析时间 2026-10-02T14:38:04.708Z；报告生成时间 2026-10-02T14:38:11.306Z（ISO 8601）</w:t>
+        <w:t xml:space="preserve">分析时间 2026-10-03T05:52:09.118Z；报告生成时间 2026-10-03T05:52:15.622Z（ISO 8601）</w:t>
       </w:r>
     </w:p>
     <w:p>
@@ -5798,7 +5798,7 @@
         <w:spacing w:after="130"/>
       </w:pPr>
       <w:r>
-        <w:t xml:space="preserve">正文来源分析 analysis_256feece-8eb3-4fe8-8d14-86052453ccb9；输入修订 R11；CB1 · 恒载与反向横载 · 用户定义组合。</w:t>
+        <w:t xml:space="preserve">正文来源分析 analysis_b523d99c-a75b-41b1-9372-20a26c997145；输入修订 R11；CB1 · 恒载与反向横载 · 用户定义组合。</w:t>
       </w:r>
     </w:p>
     <w:p>
@@ -5840,7 +5840,7 @@
         <w:spacing w:after="130"/>
       </w:pPr>
       <w:r>
-        <w:t xml:space="preserve">按冻结输入重建 · 分析 analysis_256feece-8eb3-4fe8-8d14-86052453ccb9；位移与杆端力来自该分析的已保存结果。</w:t>
+        <w:t xml:space="preserve">按冻结输入重建 · 分析 analysis_b523d99c-a75b-41b1-9372-20a26c997145；位移与杆端力来自该分析的已保存结果。</w:t>
       </w:r>
     </w:p>
     <w:p>
@@ -24422,7 +24422,7 @@
         <w:spacing w:after="130"/>
       </w:pPr>
       <w:r>
-        <w:t xml:space="preserve">本次运行实际快照 · 分析 analysis_256feece-8eb3-4fe8-8d14-86052453ccb9</w:t>
+        <w:t xml:space="preserve">本次运行实际快照 · 分析 analysis_b523d99c-a75b-41b1-9372-20a26c997145</w:t>
       </w:r>
     </w:p>
     <w:p>

--- a/docs/evidence/T30-selected.docx
+++ b/docs/evidence/T30-selected.docx
@@ -33,7 +33,7 @@
         <w:spacing w:after="130"/>
       </w:pPr>
       <w:r>
-        <w:t xml:space="preserve">项目 悬臂杆工程计算书基线；项目 ID project_24fa4c2d-4546-425f-b57f-ea067d4e1bdc</w:t>
+        <w:t xml:space="preserve">项目 悬臂杆工程计算书基线；项目 ID project_99afb3b5-c98d-40d9-a960-a9ddea6aaf1a</w:t>
       </w:r>
     </w:p>
     <w:p>
@@ -41,7 +41,7 @@
         <w:spacing w:after="130"/>
       </w:pPr>
       <w:r>
-        <w:t xml:space="preserve">分析 ID analysis_b523d99c-a75b-41b1-9372-20a26c997145；输入修订 R11；状态 已完成</w:t>
+        <w:t xml:space="preserve">分析 ID analysis_c71d4788-272b-49b6-b7c6-676638706ce7；输入修订 R11；状态 已完成</w:t>
       </w:r>
     </w:p>
     <w:p>
@@ -49,7 +49,15 @@
         <w:spacing w:after="130"/>
       </w:pPr>
       <w:r>
-        <w:t xml:space="preserve">分析时间 2026-10-03T05:52:09.118Z；报告生成时间 2026-10-03T05:52:15.622Z（ISO 8601）</w:t>
+        <w:t xml:space="preserve">分析时间 2026-10-05T07:08:17.336Z；报告生成时间 2026-10-05T07:08:24.556Z（ISO 8601）</w:t>
+      </w:r>
+    </w:p>
+    <w:p>
+      <w:pPr>
+        <w:spacing w:after="130"/>
+      </w:pPr>
+      <w:r>
+        <w:t xml:space="preserve">历史结果未保存服务运行阶段；不重建或推测原始阶段时间。</w:t>
       </w:r>
     </w:p>
     <w:p>
@@ -5798,7 +5806,7 @@
         <w:spacing w:after="130"/>
       </w:pPr>
       <w:r>
-        <w:t xml:space="preserve">正文来源分析 analysis_b523d99c-a75b-41b1-9372-20a26c997145；输入修订 R11；CB1 · 恒载与反向横载 · 用户定义组合。</w:t>
+        <w:t xml:space="preserve">正文来源分析 analysis_c71d4788-272b-49b6-b7c6-676638706ce7；输入修订 R11；CB1 · 恒载与反向横载 · 用户定义组合。</w:t>
       </w:r>
     </w:p>
     <w:p>
@@ -5840,7 +5848,7 @@
         <w:spacing w:after="130"/>
       </w:pPr>
       <w:r>
-        <w:t xml:space="preserve">按冻结输入重建 · 分析 analysis_b523d99c-a75b-41b1-9372-20a26c997145；位移与杆端力来自该分析的已保存结果。</w:t>
+        <w:t xml:space="preserve">按冻结输入重建 · 分析 analysis_c71d4788-272b-49b6-b7c6-676638706ce7；位移与杆端力来自该分析的已保存结果。</w:t>
       </w:r>
     </w:p>
     <w:p>
@@ -24422,7 +24430,7 @@
         <w:spacing w:after="130"/>
       </w:pPr>
       <w:r>
-        <w:t xml:space="preserve">本次运行实际快照 · 分析 analysis_b523d99c-a75b-41b1-9372-20a26c997145</w:t>
+        <w:t xml:space="preserve">本次运行实际快照 · 分析 analysis_c71d4788-272b-49b6-b7c6-676638706ce7</w:t>
       </w:r>
     </w:p>
     <w:p>
